--- a/docs/overview.docx
+++ b/docs/overview.docx
@@ -486,17 +486,16 @@
         </w:tblCellMar>
       </w:tblPr>
       <w:tblGrid>
-        <w:gridCol w:w="1761"/>
-        <w:gridCol w:w="2093"/>
-        <w:gridCol w:w="1928"/>
-        <w:gridCol w:w="1928"/>
-        <w:gridCol w:w="1926"/>
+        <w:gridCol w:w="2752"/>
+        <w:gridCol w:w="2699"/>
+        <w:gridCol w:w="2163"/>
+        <w:gridCol w:w="2022"/>
       </w:tblGrid>
       <w:tr>
         <w:trPr/>
         <w:tc>
           <w:tcPr>
-            <w:tcW w:w="1761" w:type="dxa"/>
+            <w:tcW w:w="2752" w:type="dxa"/>
             <w:tcBorders>
               <w:top w:val="single" w:sz="4" w:space="0" w:color="000000"/>
               <w:left w:val="single" w:sz="4" w:space="0" w:color="000000"/>
@@ -508,26 +507,32 @@
               <w:pStyle w:val="TableContents"/>
               <w:jc w:val="center"/>
               <w:rPr>
+                <w:sz w:val="24"/>
+                <w:szCs w:val="24"/>
+              </w:rPr>
+            </w:pPr>
+            <w:r>
+              <w:rPr>
                 <w:b/>
                 <w:bCs/>
-                <w:sz w:val="24"/>
-                <w:szCs w:val="24"/>
-              </w:rPr>
-            </w:pPr>
-            <w:r>
-              <w:rPr>
-                <w:b/>
-                <w:bCs/>
-                <w:sz w:val="24"/>
-                <w:szCs w:val="24"/>
-              </w:rPr>
-              <w:t>Row/Data ID</w:t>
+                <w:i w:val="false"/>
+                <w:iCs w:val="false"/>
+                <w:strike w:val="false"/>
+                <w:dstrike w:val="false"/>
+                <w:outline w:val="false"/>
+                <w:shadow w:val="false"/>
+                <w:color w:val="000000"/>
+                <w:sz w:val="24"/>
+                <w:szCs w:val="24"/>
+                <w:u w:val="none"/>
+              </w:rPr>
+              <w:t>Artifact Category</w:t>
             </w:r>
           </w:p>
         </w:tc>
         <w:tc>
           <w:tcPr>
-            <w:tcW w:w="2093" w:type="dxa"/>
+            <w:tcW w:w="2699" w:type="dxa"/>
             <w:tcBorders>
               <w:top w:val="single" w:sz="4" w:space="0" w:color="000000"/>
               <w:left w:val="single" w:sz="4" w:space="0" w:color="000000"/>
@@ -558,13 +563,13 @@
                 <w:szCs w:val="24"/>
                 <w:u w:val="none"/>
               </w:rPr>
-              <w:t>Artifact Category</w:t>
+              <w:t>Artifact Class</w:t>
             </w:r>
           </w:p>
         </w:tc>
         <w:tc>
           <w:tcPr>
-            <w:tcW w:w="1928" w:type="dxa"/>
+            <w:tcW w:w="2163" w:type="dxa"/>
             <w:tcBorders>
               <w:top w:val="single" w:sz="4" w:space="0" w:color="000000"/>
               <w:left w:val="single" w:sz="4" w:space="0" w:color="000000"/>
@@ -595,50 +600,13 @@
                 <w:szCs w:val="24"/>
                 <w:u w:val="none"/>
               </w:rPr>
-              <w:t>Artifact Class</w:t>
+              <w:t>Start Time</w:t>
             </w:r>
           </w:p>
         </w:tc>
         <w:tc>
           <w:tcPr>
-            <w:tcW w:w="1928" w:type="dxa"/>
-            <w:tcBorders>
-              <w:top w:val="single" w:sz="4" w:space="0" w:color="000000"/>
-              <w:left w:val="single" w:sz="4" w:space="0" w:color="000000"/>
-              <w:bottom w:val="single" w:sz="4" w:space="0" w:color="000000"/>
-            </w:tcBorders>
-          </w:tcPr>
-          <w:p>
-            <w:pPr>
-              <w:pStyle w:val="TableContents"/>
-              <w:jc w:val="center"/>
-              <w:rPr>
-                <w:sz w:val="24"/>
-                <w:szCs w:val="24"/>
-              </w:rPr>
-            </w:pPr>
-            <w:r>
-              <w:rPr>
-                <w:b/>
-                <w:bCs/>
-                <w:i w:val="false"/>
-                <w:iCs w:val="false"/>
-                <w:strike w:val="false"/>
-                <w:dstrike w:val="false"/>
-                <w:outline w:val="false"/>
-                <w:shadow w:val="false"/>
-                <w:color w:val="000000"/>
-                <w:sz w:val="24"/>
-                <w:szCs w:val="24"/>
-                <w:u w:val="none"/>
-              </w:rPr>
-              <w:t>Start Time</w:t>
-            </w:r>
-          </w:p>
-        </w:tc>
-        <w:tc>
-          <w:tcPr>
-            <w:tcW w:w="1926" w:type="dxa"/>
+            <w:tcW w:w="2022" w:type="dxa"/>
             <w:tcBorders>
               <w:top w:val="single" w:sz="4" w:space="0" w:color="000000"/>
               <w:left w:val="single" w:sz="4" w:space="0" w:color="000000"/>
@@ -679,7 +647,7 @@
         <w:trPr/>
         <w:tc>
           <w:tcPr>
-            <w:tcW w:w="1761" w:type="dxa"/>
+            <w:tcW w:w="2752" w:type="dxa"/>
             <w:tcBorders>
               <w:left w:val="single" w:sz="4" w:space="0" w:color="000000"/>
               <w:bottom w:val="single" w:sz="4" w:space="0" w:color="000000"/>
@@ -696,16 +664,26 @@
             </w:pPr>
             <w:r>
               <w:rPr>
-                <w:sz w:val="24"/>
-                <w:szCs w:val="24"/>
-              </w:rPr>
-              <w:t>1</w:t>
+                <w:b w:val="false"/>
+                <w:bCs w:val="false"/>
+                <w:i w:val="false"/>
+                <w:iCs w:val="false"/>
+                <w:strike w:val="false"/>
+                <w:dstrike w:val="false"/>
+                <w:outline w:val="false"/>
+                <w:shadow w:val="false"/>
+                <w:color w:val="000000"/>
+                <w:sz w:val="24"/>
+                <w:szCs w:val="24"/>
+                <w:u w:val="none"/>
+              </w:rPr>
+              <w:t>micro_event</w:t>
             </w:r>
           </w:p>
         </w:tc>
         <w:tc>
           <w:tcPr>
-            <w:tcW w:w="2093" w:type="dxa"/>
+            <w:tcW w:w="2699" w:type="dxa"/>
             <w:tcBorders>
               <w:left w:val="single" w:sz="4" w:space="0" w:color="000000"/>
               <w:bottom w:val="single" w:sz="4" w:space="0" w:color="000000"/>
@@ -735,13 +713,13 @@
                 <w:szCs w:val="24"/>
                 <w:u w:val="none"/>
               </w:rPr>
-              <w:t>micro_event</w:t>
+              <w:t>ver_eyem</w:t>
             </w:r>
           </w:p>
         </w:tc>
         <w:tc>
           <w:tcPr>
-            <w:tcW w:w="1928" w:type="dxa"/>
+            <w:tcW w:w="2163" w:type="dxa"/>
             <w:tcBorders>
               <w:left w:val="single" w:sz="4" w:space="0" w:color="000000"/>
               <w:bottom w:val="single" w:sz="4" w:space="0" w:color="000000"/>
@@ -771,49 +749,13 @@
                 <w:szCs w:val="24"/>
                 <w:u w:val="none"/>
               </w:rPr>
-              <w:t>ver_eyem</w:t>
+              <w:t>1.25</w:t>
             </w:r>
           </w:p>
         </w:tc>
         <w:tc>
           <w:tcPr>
-            <w:tcW w:w="1928" w:type="dxa"/>
-            <w:tcBorders>
-              <w:left w:val="single" w:sz="4" w:space="0" w:color="000000"/>
-              <w:bottom w:val="single" w:sz="4" w:space="0" w:color="000000"/>
-            </w:tcBorders>
-          </w:tcPr>
-          <w:p>
-            <w:pPr>
-              <w:pStyle w:val="TableContents"/>
-              <w:jc w:val="center"/>
-              <w:rPr>
-                <w:sz w:val="24"/>
-                <w:szCs w:val="24"/>
-              </w:rPr>
-            </w:pPr>
-            <w:r>
-              <w:rPr>
-                <w:b w:val="false"/>
-                <w:bCs w:val="false"/>
-                <w:i w:val="false"/>
-                <w:iCs w:val="false"/>
-                <w:strike w:val="false"/>
-                <w:dstrike w:val="false"/>
-                <w:outline w:val="false"/>
-                <w:shadow w:val="false"/>
-                <w:color w:val="000000"/>
-                <w:sz w:val="24"/>
-                <w:szCs w:val="24"/>
-                <w:u w:val="none"/>
-              </w:rPr>
-              <w:t>1.25</w:t>
-            </w:r>
-          </w:p>
-        </w:tc>
-        <w:tc>
-          <w:tcPr>
-            <w:tcW w:w="1926" w:type="dxa"/>
+            <w:tcW w:w="2022" w:type="dxa"/>
             <w:tcBorders>
               <w:left w:val="single" w:sz="4" w:space="0" w:color="000000"/>
               <w:bottom w:val="single" w:sz="4" w:space="0" w:color="000000"/>
@@ -853,7 +795,7 @@
         <w:trPr/>
         <w:tc>
           <w:tcPr>
-            <w:tcW w:w="1761" w:type="dxa"/>
+            <w:tcW w:w="2752" w:type="dxa"/>
             <w:tcBorders>
               <w:left w:val="single" w:sz="4" w:space="0" w:color="000000"/>
               <w:bottom w:val="single" w:sz="4" w:space="0" w:color="000000"/>
@@ -870,16 +812,26 @@
             </w:pPr>
             <w:r>
               <w:rPr>
-                <w:sz w:val="24"/>
-                <w:szCs w:val="24"/>
-              </w:rPr>
-              <w:t>2</w:t>
+                <w:b w:val="false"/>
+                <w:bCs w:val="false"/>
+                <w:i w:val="false"/>
+                <w:iCs w:val="false"/>
+                <w:strike w:val="false"/>
+                <w:dstrike w:val="false"/>
+                <w:outline w:val="false"/>
+                <w:shadow w:val="false"/>
+                <w:color w:val="000000"/>
+                <w:sz w:val="24"/>
+                <w:szCs w:val="24"/>
+                <w:u w:val="none"/>
+              </w:rPr>
+              <w:t>medium_task_block</w:t>
             </w:r>
           </w:p>
         </w:tc>
         <w:tc>
           <w:tcPr>
-            <w:tcW w:w="2093" w:type="dxa"/>
+            <w:tcW w:w="2699" w:type="dxa"/>
             <w:tcBorders>
               <w:left w:val="single" w:sz="4" w:space="0" w:color="000000"/>
               <w:bottom w:val="single" w:sz="4" w:space="0" w:color="000000"/>
@@ -909,13 +861,13 @@
                 <w:szCs w:val="24"/>
                 <w:u w:val="none"/>
               </w:rPr>
-              <w:t>medium_task_block</w:t>
+              <w:t>swallow</w:t>
             </w:r>
           </w:p>
         </w:tc>
         <w:tc>
           <w:tcPr>
-            <w:tcW w:w="1928" w:type="dxa"/>
+            <w:tcW w:w="2163" w:type="dxa"/>
             <w:tcBorders>
               <w:left w:val="single" w:sz="4" w:space="0" w:color="000000"/>
               <w:bottom w:val="single" w:sz="4" w:space="0" w:color="000000"/>
@@ -945,49 +897,13 @@
                 <w:szCs w:val="24"/>
                 <w:u w:val="none"/>
               </w:rPr>
-              <w:t>swallow</w:t>
+              <w:t>8.20</w:t>
             </w:r>
           </w:p>
         </w:tc>
         <w:tc>
           <w:tcPr>
-            <w:tcW w:w="1928" w:type="dxa"/>
-            <w:tcBorders>
-              <w:left w:val="single" w:sz="4" w:space="0" w:color="000000"/>
-              <w:bottom w:val="single" w:sz="4" w:space="0" w:color="000000"/>
-            </w:tcBorders>
-          </w:tcPr>
-          <w:p>
-            <w:pPr>
-              <w:pStyle w:val="TableContents"/>
-              <w:jc w:val="center"/>
-              <w:rPr>
-                <w:sz w:val="24"/>
-                <w:szCs w:val="24"/>
-              </w:rPr>
-            </w:pPr>
-            <w:r>
-              <w:rPr>
-                <w:b w:val="false"/>
-                <w:bCs w:val="false"/>
-                <w:i w:val="false"/>
-                <w:iCs w:val="false"/>
-                <w:strike w:val="false"/>
-                <w:dstrike w:val="false"/>
-                <w:outline w:val="false"/>
-                <w:shadow w:val="false"/>
-                <w:color w:val="000000"/>
-                <w:sz w:val="24"/>
-                <w:szCs w:val="24"/>
-                <w:u w:val="none"/>
-              </w:rPr>
-              <w:t>8.20</w:t>
-            </w:r>
-          </w:p>
-        </w:tc>
-        <w:tc>
-          <w:tcPr>
-            <w:tcW w:w="1926" w:type="dxa"/>
+            <w:tcW w:w="2022" w:type="dxa"/>
             <w:tcBorders>
               <w:left w:val="single" w:sz="4" w:space="0" w:color="000000"/>
               <w:bottom w:val="single" w:sz="4" w:space="0" w:color="000000"/>
@@ -1027,7 +943,7 @@
         <w:trPr/>
         <w:tc>
           <w:tcPr>
-            <w:tcW w:w="1761" w:type="dxa"/>
+            <w:tcW w:w="2752" w:type="dxa"/>
             <w:tcBorders>
               <w:left w:val="single" w:sz="4" w:space="0" w:color="000000"/>
               <w:bottom w:val="single" w:sz="4" w:space="0" w:color="000000"/>
@@ -1044,16 +960,26 @@
             </w:pPr>
             <w:r>
               <w:rPr>
-                <w:sz w:val="24"/>
-                <w:szCs w:val="24"/>
-              </w:rPr>
-              <w:t>3</w:t>
+                <w:b w:val="false"/>
+                <w:bCs w:val="false"/>
+                <w:i w:val="false"/>
+                <w:iCs w:val="false"/>
+                <w:strike w:val="false"/>
+                <w:dstrike w:val="false"/>
+                <w:outline w:val="false"/>
+                <w:shadow w:val="false"/>
+                <w:color w:val="000000"/>
+                <w:sz w:val="24"/>
+                <w:szCs w:val="24"/>
+                <w:u w:val="none"/>
+              </w:rPr>
+              <w:t>long_task_block</w:t>
             </w:r>
           </w:p>
         </w:tc>
         <w:tc>
           <w:tcPr>
-            <w:tcW w:w="2093" w:type="dxa"/>
+            <w:tcW w:w="2699" w:type="dxa"/>
             <w:tcBorders>
               <w:left w:val="single" w:sz="4" w:space="0" w:color="000000"/>
               <w:bottom w:val="single" w:sz="4" w:space="0" w:color="000000"/>
@@ -1083,13 +1009,13 @@
                 <w:szCs w:val="24"/>
                 <w:u w:val="none"/>
               </w:rPr>
-              <w:t>long_task_block</w:t>
+              <w:t>chew</w:t>
             </w:r>
           </w:p>
         </w:tc>
         <w:tc>
           <w:tcPr>
-            <w:tcW w:w="1928" w:type="dxa"/>
+            <w:tcW w:w="2163" w:type="dxa"/>
             <w:tcBorders>
               <w:left w:val="single" w:sz="4" w:space="0" w:color="000000"/>
               <w:bottom w:val="single" w:sz="4" w:space="0" w:color="000000"/>
@@ -1119,49 +1045,13 @@
                 <w:szCs w:val="24"/>
                 <w:u w:val="none"/>
               </w:rPr>
-              <w:t>chew</w:t>
+              <w:t>18.00</w:t>
             </w:r>
           </w:p>
         </w:tc>
         <w:tc>
           <w:tcPr>
-            <w:tcW w:w="1928" w:type="dxa"/>
-            <w:tcBorders>
-              <w:left w:val="single" w:sz="4" w:space="0" w:color="000000"/>
-              <w:bottom w:val="single" w:sz="4" w:space="0" w:color="000000"/>
-            </w:tcBorders>
-          </w:tcPr>
-          <w:p>
-            <w:pPr>
-              <w:pStyle w:val="TableContents"/>
-              <w:jc w:val="center"/>
-              <w:rPr>
-                <w:sz w:val="24"/>
-                <w:szCs w:val="24"/>
-              </w:rPr>
-            </w:pPr>
-            <w:r>
-              <w:rPr>
-                <w:b w:val="false"/>
-                <w:bCs w:val="false"/>
-                <w:i w:val="false"/>
-                <w:iCs w:val="false"/>
-                <w:strike w:val="false"/>
-                <w:dstrike w:val="false"/>
-                <w:outline w:val="false"/>
-                <w:shadow w:val="false"/>
-                <w:color w:val="000000"/>
-                <w:sz w:val="24"/>
-                <w:szCs w:val="24"/>
-                <w:u w:val="none"/>
-              </w:rPr>
-              <w:t>18.00</w:t>
-            </w:r>
-          </w:p>
-        </w:tc>
-        <w:tc>
-          <w:tcPr>
-            <w:tcW w:w="1926" w:type="dxa"/>
+            <w:tcW w:w="2022" w:type="dxa"/>
             <w:tcBorders>
               <w:left w:val="single" w:sz="4" w:space="0" w:color="000000"/>
               <w:bottom w:val="single" w:sz="4" w:space="0" w:color="000000"/>
@@ -1500,44 +1390,44 @@
           <w:sz w:val="24"/>
           <w:szCs w:val="24"/>
         </w:rPr>
-        <w:t>After submission, each CSV file is compared with the official answer key hardcoded in the grading script. The grading script evaluates each prediction row against the corresponding answer-key row in this order:</w:t>
-      </w:r>
-    </w:p>
-    <w:p>
-      <w:pPr>
-        <w:pStyle w:val="PreformattedText"/>
-        <w:bidi w:val="0"/>
-        <w:spacing w:before="0" w:after="0"/>
-        <w:jc w:val="left"/>
-        <w:rPr>
-          <w:sz w:val="24"/>
-          <w:szCs w:val="24"/>
-        </w:rPr>
-      </w:pPr>
-      <w:r>
-        <w:rPr>
-          <w:sz w:val="24"/>
-          <w:szCs w:val="24"/>
-        </w:rPr>
-      </w:r>
-    </w:p>
-    <w:p>
-      <w:pPr>
-        <w:pStyle w:val="PreformattedText"/>
-        <w:bidi w:val="0"/>
-        <w:spacing w:before="0" w:after="0"/>
-        <w:jc w:val="left"/>
-        <w:rPr>
-          <w:sz w:val="24"/>
-          <w:szCs w:val="24"/>
-        </w:rPr>
-      </w:pPr>
-      <w:r>
-        <w:rPr>
-          <w:sz w:val="24"/>
-          <w:szCs w:val="24"/>
-        </w:rPr>
-        <w:t>1. Whether the predicted start and end times are within the category-specific grading margins.</w:t>
+        <w:t>After submission, each CSV file is compared with the official answer key hardcoded in the grading script. Submission rows do not need to be in answer-key order. The grader first matches predicted intervals to official answer-key intervals using interval IoU, then evaluates each matched pair in this order:</w:t>
+      </w:r>
+    </w:p>
+    <w:p>
+      <w:pPr>
+        <w:pStyle w:val="PreformattedText"/>
+        <w:bidi w:val="0"/>
+        <w:spacing w:before="0" w:after="0"/>
+        <w:jc w:val="left"/>
+        <w:rPr>
+          <w:sz w:val="24"/>
+          <w:szCs w:val="24"/>
+        </w:rPr>
+      </w:pPr>
+      <w:r>
+        <w:rPr>
+          <w:sz w:val="24"/>
+          <w:szCs w:val="24"/>
+        </w:rPr>
+      </w:r>
+    </w:p>
+    <w:p>
+      <w:pPr>
+        <w:pStyle w:val="PreformattedText"/>
+        <w:bidi w:val="0"/>
+        <w:spacing w:before="0" w:after="0"/>
+        <w:jc w:val="left"/>
+        <w:rPr>
+          <w:sz w:val="24"/>
+          <w:szCs w:val="24"/>
+        </w:rPr>
+      </w:pPr>
+      <w:r>
+        <w:rPr>
+          <w:sz w:val="24"/>
+          <w:szCs w:val="24"/>
+        </w:rPr>
+        <w:t>1. Which official interval is the best available IoU match for each prediction, with each prediction and each official interval used at most once.</w:t>
       </w:r>
     </w:p>
     <w:p>
@@ -1594,26 +1484,26 @@
           <w:sz w:val="24"/>
           <w:szCs w:val="24"/>
         </w:rPr>
-        <w:t>4. How many points the team earns from interval, category, and class matches.</w:t>
-      </w:r>
-    </w:p>
-    <w:p>
-      <w:pPr>
-        <w:pStyle w:val="PreformattedText"/>
-        <w:bidi w:val="0"/>
-        <w:spacing w:before="0" w:after="0"/>
-        <w:jc w:val="left"/>
-        <w:rPr>
-          <w:sz w:val="24"/>
-          <w:szCs w:val="24"/>
-        </w:rPr>
-      </w:pPr>
-      <w:r>
-        <w:rPr>
-          <w:sz w:val="24"/>
-          <w:szCs w:val="24"/>
-        </w:rPr>
-        <w:t>5. How accurate the prediction is in an interpretable diagnostic sense.</w:t>
+        <w:t>4. How many points the team earns from interval, category, and class matches after unordered matching.</w:t>
+      </w:r>
+    </w:p>
+    <w:p>
+      <w:pPr>
+        <w:pStyle w:val="PreformattedText"/>
+        <w:bidi w:val="0"/>
+        <w:spacing w:before="0" w:after="0"/>
+        <w:jc w:val="left"/>
+        <w:rPr>
+          <w:sz w:val="24"/>
+          <w:szCs w:val="24"/>
+        </w:rPr>
+      </w:pPr>
+      <w:r>
+        <w:rPr>
+          <w:sz w:val="24"/>
+          <w:szCs w:val="24"/>
+        </w:rPr>
+        <w:t>5. How accurate the matched prediction is in an interpretable diagnostic sense.</w:t>
       </w:r>
     </w:p>
     <w:p>
@@ -1970,7 +1860,7 @@
           <w:sz w:val="24"/>
           <w:szCs w:val="24"/>
         </w:rPr>
-        <w:t>Each artifact row should show the weighted points earned for that row and the separate diagnostic accuracy values:</w:t>
+        <w:t>Each answer-key artifact row should show the weighted points earned by its matched prediction and the separate diagnostic accuracy values:</w:t>
       </w:r>
     </w:p>
     <w:p>
@@ -2005,17 +1895,17 @@
         </w:tblCellMar>
       </w:tblPr>
       <w:tblGrid>
-        <w:gridCol w:w="1926"/>
-        <w:gridCol w:w="1929"/>
-        <w:gridCol w:w="1926"/>
-        <w:gridCol w:w="1929"/>
+        <w:gridCol w:w="1925"/>
+        <w:gridCol w:w="1930"/>
+        <w:gridCol w:w="1925"/>
+        <w:gridCol w:w="1930"/>
         <w:gridCol w:w="1928"/>
       </w:tblGrid>
       <w:tr>
         <w:trPr/>
         <w:tc>
           <w:tcPr>
-            <w:tcW w:w="1926" w:type="dxa"/>
+            <w:tcW w:w="1925" w:type="dxa"/>
             <w:tcBorders>
               <w:top w:val="single" w:sz="4" w:space="0" w:color="000000"/>
               <w:left w:val="single" w:sz="4" w:space="0" w:color="000000"/>
@@ -2103,7 +1993,7 @@
         </w:tc>
         <w:tc>
           <w:tcPr>
-            <w:tcW w:w="1929" w:type="dxa"/>
+            <w:tcW w:w="1930" w:type="dxa"/>
             <w:tcBorders>
               <w:top w:val="single" w:sz="4" w:space="0" w:color="000000"/>
               <w:left w:val="single" w:sz="4" w:space="0" w:color="000000"/>
@@ -2152,7 +2042,7 @@
         </w:tc>
         <w:tc>
           <w:tcPr>
-            <w:tcW w:w="1926" w:type="dxa"/>
+            <w:tcW w:w="1925" w:type="dxa"/>
             <w:tcBorders>
               <w:top w:val="single" w:sz="4" w:space="0" w:color="000000"/>
               <w:left w:val="single" w:sz="4" w:space="0" w:color="000000"/>
@@ -2240,7 +2130,7 @@
         </w:tc>
         <w:tc>
           <w:tcPr>
-            <w:tcW w:w="1929" w:type="dxa"/>
+            <w:tcW w:w="1930" w:type="dxa"/>
             <w:tcBorders>
               <w:top w:val="single" w:sz="4" w:space="0" w:color="000000"/>
               <w:left w:val="single" w:sz="4" w:space="0" w:color="000000"/>
@@ -2381,7 +2271,7 @@
         <w:trPr/>
         <w:tc>
           <w:tcPr>
-            <w:tcW w:w="1926" w:type="dxa"/>
+            <w:tcW w:w="1925" w:type="dxa"/>
             <w:tcBorders>
               <w:left w:val="single" w:sz="4" w:space="0" w:color="000000"/>
               <w:bottom w:val="single" w:sz="4" w:space="0" w:color="000000"/>
@@ -2429,7 +2319,7 @@
         </w:tc>
         <w:tc>
           <w:tcPr>
-            <w:tcW w:w="1929" w:type="dxa"/>
+            <w:tcW w:w="1930" w:type="dxa"/>
             <w:tcBorders>
               <w:left w:val="single" w:sz="4" w:space="0" w:color="000000"/>
               <w:bottom w:val="single" w:sz="4" w:space="0" w:color="000000"/>
@@ -2477,7 +2367,7 @@
         </w:tc>
         <w:tc>
           <w:tcPr>
-            <w:tcW w:w="1926" w:type="dxa"/>
+            <w:tcW w:w="1925" w:type="dxa"/>
             <w:tcBorders>
               <w:left w:val="single" w:sz="4" w:space="0" w:color="000000"/>
               <w:bottom w:val="single" w:sz="4" w:space="0" w:color="000000"/>
@@ -2525,7 +2415,7 @@
         </w:tc>
         <w:tc>
           <w:tcPr>
-            <w:tcW w:w="1929" w:type="dxa"/>
+            <w:tcW w:w="1930" w:type="dxa"/>
             <w:tcBorders>
               <w:left w:val="single" w:sz="4" w:space="0" w:color="000000"/>
               <w:bottom w:val="single" w:sz="4" w:space="0" w:color="000000"/>
@@ -2625,7 +2515,7 @@
         <w:trPr/>
         <w:tc>
           <w:tcPr>
-            <w:tcW w:w="1926" w:type="dxa"/>
+            <w:tcW w:w="1925" w:type="dxa"/>
             <w:tcBorders>
               <w:left w:val="single" w:sz="4" w:space="0" w:color="000000"/>
               <w:bottom w:val="single" w:sz="4" w:space="0" w:color="000000"/>
@@ -2673,7 +2563,7 @@
         </w:tc>
         <w:tc>
           <w:tcPr>
-            <w:tcW w:w="1929" w:type="dxa"/>
+            <w:tcW w:w="1930" w:type="dxa"/>
             <w:tcBorders>
               <w:left w:val="single" w:sz="4" w:space="0" w:color="000000"/>
               <w:bottom w:val="single" w:sz="4" w:space="0" w:color="000000"/>
@@ -2721,7 +2611,7 @@
         </w:tc>
         <w:tc>
           <w:tcPr>
-            <w:tcW w:w="1926" w:type="dxa"/>
+            <w:tcW w:w="1925" w:type="dxa"/>
             <w:tcBorders>
               <w:left w:val="single" w:sz="4" w:space="0" w:color="000000"/>
               <w:bottom w:val="single" w:sz="4" w:space="0" w:color="000000"/>
@@ -2769,7 +2659,7 @@
         </w:tc>
         <w:tc>
           <w:tcPr>
-            <w:tcW w:w="1929" w:type="dxa"/>
+            <w:tcW w:w="1930" w:type="dxa"/>
             <w:tcBorders>
               <w:left w:val="single" w:sz="4" w:space="0" w:color="000000"/>
               <w:bottom w:val="single" w:sz="4" w:space="0" w:color="000000"/>
@@ -2869,7 +2759,7 @@
         <w:trPr/>
         <w:tc>
           <w:tcPr>
-            <w:tcW w:w="1926" w:type="dxa"/>
+            <w:tcW w:w="1925" w:type="dxa"/>
             <w:tcBorders>
               <w:left w:val="single" w:sz="4" w:space="0" w:color="000000"/>
               <w:bottom w:val="single" w:sz="4" w:space="0" w:color="000000"/>
@@ -2917,7 +2807,7 @@
         </w:tc>
         <w:tc>
           <w:tcPr>
-            <w:tcW w:w="1929" w:type="dxa"/>
+            <w:tcW w:w="1930" w:type="dxa"/>
             <w:tcBorders>
               <w:left w:val="single" w:sz="4" w:space="0" w:color="000000"/>
               <w:bottom w:val="single" w:sz="4" w:space="0" w:color="000000"/>
@@ -2965,7 +2855,7 @@
         </w:tc>
         <w:tc>
           <w:tcPr>
-            <w:tcW w:w="1926" w:type="dxa"/>
+            <w:tcW w:w="1925" w:type="dxa"/>
             <w:tcBorders>
               <w:left w:val="single" w:sz="4" w:space="0" w:color="000000"/>
               <w:bottom w:val="single" w:sz="4" w:space="0" w:color="000000"/>
@@ -3013,7 +2903,7 @@
         </w:tc>
         <w:tc>
           <w:tcPr>
-            <w:tcW w:w="1929" w:type="dxa"/>
+            <w:tcW w:w="1930" w:type="dxa"/>
             <w:tcBorders>
               <w:left w:val="single" w:sz="4" w:space="0" w:color="000000"/>
               <w:bottom w:val="single" w:sz="4" w:space="0" w:color="000000"/>
@@ -3417,17 +3307,17 @@
         </w:tblCellMar>
       </w:tblPr>
       <w:tblGrid>
-        <w:gridCol w:w="1926"/>
-        <w:gridCol w:w="1929"/>
-        <w:gridCol w:w="1926"/>
-        <w:gridCol w:w="1929"/>
+        <w:gridCol w:w="1925"/>
+        <w:gridCol w:w="1930"/>
+        <w:gridCol w:w="1925"/>
+        <w:gridCol w:w="1930"/>
         <w:gridCol w:w="1928"/>
       </w:tblGrid>
       <w:tr>
         <w:trPr/>
         <w:tc>
           <w:tcPr>
-            <w:tcW w:w="1926" w:type="dxa"/>
+            <w:tcW w:w="1925" w:type="dxa"/>
             <w:tcBorders>
               <w:top w:val="single" w:sz="4" w:space="0" w:color="000000"/>
               <w:left w:val="single" w:sz="4" w:space="0" w:color="000000"/>
@@ -3515,7 +3405,7 @@
         </w:tc>
         <w:tc>
           <w:tcPr>
-            <w:tcW w:w="1929" w:type="dxa"/>
+            <w:tcW w:w="1930" w:type="dxa"/>
             <w:tcBorders>
               <w:top w:val="single" w:sz="4" w:space="0" w:color="000000"/>
               <w:left w:val="single" w:sz="4" w:space="0" w:color="000000"/>
@@ -3603,7 +3493,7 @@
         </w:tc>
         <w:tc>
           <w:tcPr>
-            <w:tcW w:w="1926" w:type="dxa"/>
+            <w:tcW w:w="1925" w:type="dxa"/>
             <w:tcBorders>
               <w:top w:val="single" w:sz="4" w:space="0" w:color="000000"/>
               <w:left w:val="single" w:sz="4" w:space="0" w:color="000000"/>
@@ -3652,7 +3542,7 @@
         </w:tc>
         <w:tc>
           <w:tcPr>
-            <w:tcW w:w="1929" w:type="dxa"/>
+            <w:tcW w:w="1930" w:type="dxa"/>
             <w:tcBorders>
               <w:top w:val="single" w:sz="4" w:space="0" w:color="000000"/>
               <w:left w:val="single" w:sz="4" w:space="0" w:color="000000"/>
@@ -3832,7 +3722,7 @@
         <w:trPr/>
         <w:tc>
           <w:tcPr>
-            <w:tcW w:w="1926" w:type="dxa"/>
+            <w:tcW w:w="1925" w:type="dxa"/>
             <w:tcBorders>
               <w:left w:val="single" w:sz="4" w:space="0" w:color="000000"/>
               <w:bottom w:val="single" w:sz="4" w:space="0" w:color="000000"/>
@@ -3880,7 +3770,7 @@
         </w:tc>
         <w:tc>
           <w:tcPr>
-            <w:tcW w:w="1929" w:type="dxa"/>
+            <w:tcW w:w="1930" w:type="dxa"/>
             <w:tcBorders>
               <w:left w:val="single" w:sz="4" w:space="0" w:color="000000"/>
               <w:bottom w:val="single" w:sz="4" w:space="0" w:color="000000"/>
@@ -3928,7 +3818,7 @@
         </w:tc>
         <w:tc>
           <w:tcPr>
-            <w:tcW w:w="1926" w:type="dxa"/>
+            <w:tcW w:w="1925" w:type="dxa"/>
             <w:tcBorders>
               <w:left w:val="single" w:sz="4" w:space="0" w:color="000000"/>
               <w:bottom w:val="single" w:sz="4" w:space="0" w:color="000000"/>
@@ -3976,7 +3866,7 @@
         </w:tc>
         <w:tc>
           <w:tcPr>
-            <w:tcW w:w="1929" w:type="dxa"/>
+            <w:tcW w:w="1930" w:type="dxa"/>
             <w:tcBorders>
               <w:left w:val="single" w:sz="4" w:space="0" w:color="000000"/>
               <w:bottom w:val="single" w:sz="4" w:space="0" w:color="000000"/>

--- a/docs/overview.docx
+++ b/docs/overview.docx
@@ -286,7 +286,21 @@
           <w:sz w:val="24"/>
           <w:szCs w:val="24"/>
         </w:rPr>
-        <w:t>Participants must submit a CSV file with one row per predicted artifact event. The file name should follow this format:</w:t>
+        <w:t>Participants must submit a CSV/</w:t>
+      </w:r>
+      <w:r>
+        <w:rPr>
+          <w:sz w:val="24"/>
+          <w:szCs w:val="24"/>
+        </w:rPr>
+        <w:t>Excel</w:t>
+      </w:r>
+      <w:r>
+        <w:rPr>
+          <w:sz w:val="24"/>
+          <w:szCs w:val="24"/>
+        </w:rPr>
+        <w:t xml:space="preserve"> file with one row per predicted artifact event. The file name should follow this format:</w:t>
       </w:r>
     </w:p>
     <w:p>
@@ -343,7 +357,25 @@
           <w:sz w:val="24"/>
           <w:szCs w:val="24"/>
         </w:rPr>
-        <w:t>group-id_group-name.csv</w:t>
+        <w:t xml:space="preserve">group-id_group-name.csv </w:t>
+      </w:r>
+      <w:r>
+        <w:rPr>
+          <w:b w:val="false"/>
+          <w:bCs w:val="false"/>
+          <w:sz w:val="24"/>
+          <w:szCs w:val="24"/>
+        </w:rPr>
+        <w:t xml:space="preserve">or </w:t>
+      </w:r>
+      <w:r>
+        <w:rPr>
+          <w:b/>
+          <w:bCs/>
+          <w:sz w:val="24"/>
+          <w:szCs w:val="24"/>
+        </w:rPr>
+        <w:t>group-id_group-name.xlsx</w:t>
       </w:r>
     </w:p>
     <w:p>
@@ -451,7 +483,21 @@
           <w:sz w:val="24"/>
           <w:szCs w:val="24"/>
         </w:rPr>
-        <w:t>Each submitted CSV file must look like these:</w:t>
+        <w:t>Each submitted CSV/</w:t>
+      </w:r>
+      <w:r>
+        <w:rPr>
+          <w:sz w:val="24"/>
+          <w:szCs w:val="24"/>
+        </w:rPr>
+        <w:t>Excel</w:t>
+      </w:r>
+      <w:r>
+        <w:rPr>
+          <w:sz w:val="24"/>
+          <w:szCs w:val="24"/>
+        </w:rPr>
+        <w:t xml:space="preserve"> file must look like these:</w:t>
       </w:r>
     </w:p>
     <w:p>
@@ -489,7 +535,7 @@
         <w:gridCol w:w="2752"/>
         <w:gridCol w:w="2699"/>
         <w:gridCol w:w="2163"/>
-        <w:gridCol w:w="2022"/>
+        <w:gridCol w:w="2021"/>
       </w:tblGrid>
       <w:tr>
         <w:trPr/>
@@ -606,7 +652,7 @@
         </w:tc>
         <w:tc>
           <w:tcPr>
-            <w:tcW w:w="2022" w:type="dxa"/>
+            <w:tcW w:w="2021" w:type="dxa"/>
             <w:tcBorders>
               <w:top w:val="single" w:sz="4" w:space="0" w:color="000000"/>
               <w:left w:val="single" w:sz="4" w:space="0" w:color="000000"/>
@@ -755,7 +801,7 @@
         </w:tc>
         <w:tc>
           <w:tcPr>
-            <w:tcW w:w="2022" w:type="dxa"/>
+            <w:tcW w:w="2021" w:type="dxa"/>
             <w:tcBorders>
               <w:left w:val="single" w:sz="4" w:space="0" w:color="000000"/>
               <w:bottom w:val="single" w:sz="4" w:space="0" w:color="000000"/>
@@ -903,7 +949,7 @@
         </w:tc>
         <w:tc>
           <w:tcPr>
-            <w:tcW w:w="2022" w:type="dxa"/>
+            <w:tcW w:w="2021" w:type="dxa"/>
             <w:tcBorders>
               <w:left w:val="single" w:sz="4" w:space="0" w:color="000000"/>
               <w:bottom w:val="single" w:sz="4" w:space="0" w:color="000000"/>
@@ -1051,7 +1097,7 @@
         </w:tc>
         <w:tc>
           <w:tcPr>
-            <w:tcW w:w="2022" w:type="dxa"/>
+            <w:tcW w:w="2021" w:type="dxa"/>
             <w:tcBorders>
               <w:left w:val="single" w:sz="4" w:space="0" w:color="000000"/>
               <w:bottom w:val="single" w:sz="4" w:space="0" w:color="000000"/>
@@ -1390,7 +1436,21 @@
           <w:sz w:val="24"/>
           <w:szCs w:val="24"/>
         </w:rPr>
-        <w:t>After submission, each CSV file is compared with the official answer key hardcoded in the grading script. Submission rows do not need to be in answer-key order. The grader first matches predicted intervals to official answer-key intervals using interval IoU, then evaluates each matched pair in this order:</w:t>
+        <w:t>After submission, each CSV/</w:t>
+      </w:r>
+      <w:r>
+        <w:rPr>
+          <w:sz w:val="24"/>
+          <w:szCs w:val="24"/>
+        </w:rPr>
+        <w:t>Excel</w:t>
+      </w:r>
+      <w:r>
+        <w:rPr>
+          <w:sz w:val="24"/>
+          <w:szCs w:val="24"/>
+        </w:rPr>
+        <w:t xml:space="preserve"> file is compared with the official answer key hardcoded in the grading script. Submission rows do not need to be in answer-key order. The grader first matches predicted intervals to official answer-key intervals using interval IoU, then evaluates each matched pair in this order:</w:t>
       </w:r>
     </w:p>
     <w:p>
@@ -1484,7 +1544,7 @@
           <w:sz w:val="24"/>
           <w:szCs w:val="24"/>
         </w:rPr>
-        <w:t>4. How many points the team earns from interval, category, and class matches after unordered matching.</w:t>
+        <w:t>4. How many points the team earns from interval and category after unordered matching.</w:t>
       </w:r>
     </w:p>
     <w:p>
@@ -1895,17 +1955,17 @@
         </w:tblCellMar>
       </w:tblPr>
       <w:tblGrid>
-        <w:gridCol w:w="1925"/>
-        <w:gridCol w:w="1930"/>
-        <w:gridCol w:w="1925"/>
-        <w:gridCol w:w="1930"/>
+        <w:gridCol w:w="1924"/>
+        <w:gridCol w:w="1931"/>
+        <w:gridCol w:w="1924"/>
+        <w:gridCol w:w="1931"/>
         <w:gridCol w:w="1928"/>
       </w:tblGrid>
       <w:tr>
         <w:trPr/>
         <w:tc>
           <w:tcPr>
-            <w:tcW w:w="1925" w:type="dxa"/>
+            <w:tcW w:w="1924" w:type="dxa"/>
             <w:tcBorders>
               <w:top w:val="single" w:sz="4" w:space="0" w:color="000000"/>
               <w:left w:val="single" w:sz="4" w:space="0" w:color="000000"/>
@@ -1993,7 +2053,7 @@
         </w:tc>
         <w:tc>
           <w:tcPr>
-            <w:tcW w:w="1930" w:type="dxa"/>
+            <w:tcW w:w="1931" w:type="dxa"/>
             <w:tcBorders>
               <w:top w:val="single" w:sz="4" w:space="0" w:color="000000"/>
               <w:left w:val="single" w:sz="4" w:space="0" w:color="000000"/>
@@ -2042,7 +2102,7 @@
         </w:tc>
         <w:tc>
           <w:tcPr>
-            <w:tcW w:w="1925" w:type="dxa"/>
+            <w:tcW w:w="1924" w:type="dxa"/>
             <w:tcBorders>
               <w:top w:val="single" w:sz="4" w:space="0" w:color="000000"/>
               <w:left w:val="single" w:sz="4" w:space="0" w:color="000000"/>
@@ -2130,7 +2190,7 @@
         </w:tc>
         <w:tc>
           <w:tcPr>
-            <w:tcW w:w="1930" w:type="dxa"/>
+            <w:tcW w:w="1931" w:type="dxa"/>
             <w:tcBorders>
               <w:top w:val="single" w:sz="4" w:space="0" w:color="000000"/>
               <w:left w:val="single" w:sz="4" w:space="0" w:color="000000"/>
@@ -2271,7 +2331,7 @@
         <w:trPr/>
         <w:tc>
           <w:tcPr>
-            <w:tcW w:w="1925" w:type="dxa"/>
+            <w:tcW w:w="1924" w:type="dxa"/>
             <w:tcBorders>
               <w:left w:val="single" w:sz="4" w:space="0" w:color="000000"/>
               <w:bottom w:val="single" w:sz="4" w:space="0" w:color="000000"/>
@@ -2319,7 +2379,7 @@
         </w:tc>
         <w:tc>
           <w:tcPr>
-            <w:tcW w:w="1930" w:type="dxa"/>
+            <w:tcW w:w="1931" w:type="dxa"/>
             <w:tcBorders>
               <w:left w:val="single" w:sz="4" w:space="0" w:color="000000"/>
               <w:bottom w:val="single" w:sz="4" w:space="0" w:color="000000"/>
@@ -2367,7 +2427,7 @@
         </w:tc>
         <w:tc>
           <w:tcPr>
-            <w:tcW w:w="1925" w:type="dxa"/>
+            <w:tcW w:w="1924" w:type="dxa"/>
             <w:tcBorders>
               <w:left w:val="single" w:sz="4" w:space="0" w:color="000000"/>
               <w:bottom w:val="single" w:sz="4" w:space="0" w:color="000000"/>
@@ -2415,7 +2475,7 @@
         </w:tc>
         <w:tc>
           <w:tcPr>
-            <w:tcW w:w="1930" w:type="dxa"/>
+            <w:tcW w:w="1931" w:type="dxa"/>
             <w:tcBorders>
               <w:left w:val="single" w:sz="4" w:space="0" w:color="000000"/>
               <w:bottom w:val="single" w:sz="4" w:space="0" w:color="000000"/>
@@ -2515,7 +2575,7 @@
         <w:trPr/>
         <w:tc>
           <w:tcPr>
-            <w:tcW w:w="1925" w:type="dxa"/>
+            <w:tcW w:w="1924" w:type="dxa"/>
             <w:tcBorders>
               <w:left w:val="single" w:sz="4" w:space="0" w:color="000000"/>
               <w:bottom w:val="single" w:sz="4" w:space="0" w:color="000000"/>
@@ -2563,7 +2623,7 @@
         </w:tc>
         <w:tc>
           <w:tcPr>
-            <w:tcW w:w="1930" w:type="dxa"/>
+            <w:tcW w:w="1931" w:type="dxa"/>
             <w:tcBorders>
               <w:left w:val="single" w:sz="4" w:space="0" w:color="000000"/>
               <w:bottom w:val="single" w:sz="4" w:space="0" w:color="000000"/>
@@ -2611,7 +2671,7 @@
         </w:tc>
         <w:tc>
           <w:tcPr>
-            <w:tcW w:w="1925" w:type="dxa"/>
+            <w:tcW w:w="1924" w:type="dxa"/>
             <w:tcBorders>
               <w:left w:val="single" w:sz="4" w:space="0" w:color="000000"/>
               <w:bottom w:val="single" w:sz="4" w:space="0" w:color="000000"/>
@@ -2659,7 +2719,7 @@
         </w:tc>
         <w:tc>
           <w:tcPr>
-            <w:tcW w:w="1930" w:type="dxa"/>
+            <w:tcW w:w="1931" w:type="dxa"/>
             <w:tcBorders>
               <w:left w:val="single" w:sz="4" w:space="0" w:color="000000"/>
               <w:bottom w:val="single" w:sz="4" w:space="0" w:color="000000"/>
@@ -2759,7 +2819,7 @@
         <w:trPr/>
         <w:tc>
           <w:tcPr>
-            <w:tcW w:w="1925" w:type="dxa"/>
+            <w:tcW w:w="1924" w:type="dxa"/>
             <w:tcBorders>
               <w:left w:val="single" w:sz="4" w:space="0" w:color="000000"/>
               <w:bottom w:val="single" w:sz="4" w:space="0" w:color="000000"/>
@@ -2807,7 +2867,7 @@
         </w:tc>
         <w:tc>
           <w:tcPr>
-            <w:tcW w:w="1930" w:type="dxa"/>
+            <w:tcW w:w="1931" w:type="dxa"/>
             <w:tcBorders>
               <w:left w:val="single" w:sz="4" w:space="0" w:color="000000"/>
               <w:bottom w:val="single" w:sz="4" w:space="0" w:color="000000"/>
@@ -2855,7 +2915,7 @@
         </w:tc>
         <w:tc>
           <w:tcPr>
-            <w:tcW w:w="1925" w:type="dxa"/>
+            <w:tcW w:w="1924" w:type="dxa"/>
             <w:tcBorders>
               <w:left w:val="single" w:sz="4" w:space="0" w:color="000000"/>
               <w:bottom w:val="single" w:sz="4" w:space="0" w:color="000000"/>
@@ -2903,7 +2963,7 @@
         </w:tc>
         <w:tc>
           <w:tcPr>
-            <w:tcW w:w="1930" w:type="dxa"/>
+            <w:tcW w:w="1931" w:type="dxa"/>
             <w:tcBorders>
               <w:left w:val="single" w:sz="4" w:space="0" w:color="000000"/>
               <w:bottom w:val="single" w:sz="4" w:space="0" w:color="000000"/>
@@ -3307,17 +3367,17 @@
         </w:tblCellMar>
       </w:tblPr>
       <w:tblGrid>
-        <w:gridCol w:w="1925"/>
-        <w:gridCol w:w="1930"/>
-        <w:gridCol w:w="1925"/>
-        <w:gridCol w:w="1930"/>
+        <w:gridCol w:w="1924"/>
+        <w:gridCol w:w="1931"/>
+        <w:gridCol w:w="1924"/>
+        <w:gridCol w:w="1931"/>
         <w:gridCol w:w="1928"/>
       </w:tblGrid>
       <w:tr>
         <w:trPr/>
         <w:tc>
           <w:tcPr>
-            <w:tcW w:w="1925" w:type="dxa"/>
+            <w:tcW w:w="1924" w:type="dxa"/>
             <w:tcBorders>
               <w:top w:val="single" w:sz="4" w:space="0" w:color="000000"/>
               <w:left w:val="single" w:sz="4" w:space="0" w:color="000000"/>
@@ -3405,7 +3465,7 @@
         </w:tc>
         <w:tc>
           <w:tcPr>
-            <w:tcW w:w="1930" w:type="dxa"/>
+            <w:tcW w:w="1931" w:type="dxa"/>
             <w:tcBorders>
               <w:top w:val="single" w:sz="4" w:space="0" w:color="000000"/>
               <w:left w:val="single" w:sz="4" w:space="0" w:color="000000"/>
@@ -3493,7 +3553,7 @@
         </w:tc>
         <w:tc>
           <w:tcPr>
-            <w:tcW w:w="1925" w:type="dxa"/>
+            <w:tcW w:w="1924" w:type="dxa"/>
             <w:tcBorders>
               <w:top w:val="single" w:sz="4" w:space="0" w:color="000000"/>
               <w:left w:val="single" w:sz="4" w:space="0" w:color="000000"/>
@@ -3542,7 +3602,7 @@
         </w:tc>
         <w:tc>
           <w:tcPr>
-            <w:tcW w:w="1930" w:type="dxa"/>
+            <w:tcW w:w="1931" w:type="dxa"/>
             <w:tcBorders>
               <w:top w:val="single" w:sz="4" w:space="0" w:color="000000"/>
               <w:left w:val="single" w:sz="4" w:space="0" w:color="000000"/>
@@ -3722,7 +3782,7 @@
         <w:trPr/>
         <w:tc>
           <w:tcPr>
-            <w:tcW w:w="1925" w:type="dxa"/>
+            <w:tcW w:w="1924" w:type="dxa"/>
             <w:tcBorders>
               <w:left w:val="single" w:sz="4" w:space="0" w:color="000000"/>
               <w:bottom w:val="single" w:sz="4" w:space="0" w:color="000000"/>
@@ -3770,7 +3830,7 @@
         </w:tc>
         <w:tc>
           <w:tcPr>
-            <w:tcW w:w="1930" w:type="dxa"/>
+            <w:tcW w:w="1931" w:type="dxa"/>
             <w:tcBorders>
               <w:left w:val="single" w:sz="4" w:space="0" w:color="000000"/>
               <w:bottom w:val="single" w:sz="4" w:space="0" w:color="000000"/>
@@ -3818,7 +3878,7 @@
         </w:tc>
         <w:tc>
           <w:tcPr>
-            <w:tcW w:w="1925" w:type="dxa"/>
+            <w:tcW w:w="1924" w:type="dxa"/>
             <w:tcBorders>
               <w:left w:val="single" w:sz="4" w:space="0" w:color="000000"/>
               <w:bottom w:val="single" w:sz="4" w:space="0" w:color="000000"/>
@@ -3866,7 +3926,7 @@
         </w:tc>
         <w:tc>
           <w:tcPr>
-            <w:tcW w:w="1930" w:type="dxa"/>
+            <w:tcW w:w="1931" w:type="dxa"/>
             <w:tcBorders>
               <w:left w:val="single" w:sz="4" w:space="0" w:color="000000"/>
               <w:bottom w:val="single" w:sz="4" w:space="0" w:color="000000"/>
@@ -4337,7 +4397,21 @@
           <w:sz w:val="24"/>
           <w:szCs w:val="24"/>
         </w:rPr>
-        <w:t>- the required CSV file name format</w:t>
+        <w:t>- the required CSV/</w:t>
+      </w:r>
+      <w:r>
+        <w:rPr>
+          <w:sz w:val="24"/>
+          <w:szCs w:val="24"/>
+        </w:rPr>
+        <w:t>Excel</w:t>
+      </w:r>
+      <w:r>
+        <w:rPr>
+          <w:sz w:val="24"/>
+          <w:szCs w:val="24"/>
+        </w:rPr>
+        <w:t xml:space="preserve"> file name format</w:t>
       </w:r>
     </w:p>
     <w:p>

--- a/docs/overview.docx
+++ b/docs/overview.docx
@@ -286,21 +286,7 @@
           <w:sz w:val="24"/>
           <w:szCs w:val="24"/>
         </w:rPr>
-        <w:t>Participants must submit a CSV/</w:t>
-      </w:r>
-      <w:r>
-        <w:rPr>
-          <w:sz w:val="24"/>
-          <w:szCs w:val="24"/>
-        </w:rPr>
-        <w:t>Excel</w:t>
-      </w:r>
-      <w:r>
-        <w:rPr>
-          <w:sz w:val="24"/>
-          <w:szCs w:val="24"/>
-        </w:rPr>
-        <w:t xml:space="preserve"> file with one row per predicted artifact event. The file name should follow this format:</w:t>
+        <w:t>Participants must submit a CSV file with one row per predicted artifact event. The file name should follow this format:</w:t>
       </w:r>
     </w:p>
     <w:p>
@@ -357,25 +343,7 @@
           <w:sz w:val="24"/>
           <w:szCs w:val="24"/>
         </w:rPr>
-        <w:t xml:space="preserve">group-id_group-name.csv </w:t>
-      </w:r>
-      <w:r>
-        <w:rPr>
-          <w:b w:val="false"/>
-          <w:bCs w:val="false"/>
-          <w:sz w:val="24"/>
-          <w:szCs w:val="24"/>
-        </w:rPr>
-        <w:t xml:space="preserve">or </w:t>
-      </w:r>
-      <w:r>
-        <w:rPr>
-          <w:b/>
-          <w:bCs/>
-          <w:sz w:val="24"/>
-          <w:szCs w:val="24"/>
-        </w:rPr>
-        <w:t>group-id_group-name.xlsx</w:t>
+        <w:t>group-id_group-name.csv</w:t>
       </w:r>
     </w:p>
     <w:p>
@@ -483,21 +451,7 @@
           <w:sz w:val="24"/>
           <w:szCs w:val="24"/>
         </w:rPr>
-        <w:t>Each submitted CSV/</w:t>
-      </w:r>
-      <w:r>
-        <w:rPr>
-          <w:sz w:val="24"/>
-          <w:szCs w:val="24"/>
-        </w:rPr>
-        <w:t>Excel</w:t>
-      </w:r>
-      <w:r>
-        <w:rPr>
-          <w:sz w:val="24"/>
-          <w:szCs w:val="24"/>
-        </w:rPr>
-        <w:t xml:space="preserve"> file must look like these:</w:t>
+        <w:t>Each submitted CSV file must look like these:</w:t>
       </w:r>
     </w:p>
     <w:p>
@@ -535,7 +489,7 @@
         <w:gridCol w:w="2752"/>
         <w:gridCol w:w="2699"/>
         <w:gridCol w:w="2163"/>
-        <w:gridCol w:w="2021"/>
+        <w:gridCol w:w="2022"/>
       </w:tblGrid>
       <w:tr>
         <w:trPr/>
@@ -652,7 +606,7 @@
         </w:tc>
         <w:tc>
           <w:tcPr>
-            <w:tcW w:w="2021" w:type="dxa"/>
+            <w:tcW w:w="2022" w:type="dxa"/>
             <w:tcBorders>
               <w:top w:val="single" w:sz="4" w:space="0" w:color="000000"/>
               <w:left w:val="single" w:sz="4" w:space="0" w:color="000000"/>
@@ -801,7 +755,7 @@
         </w:tc>
         <w:tc>
           <w:tcPr>
-            <w:tcW w:w="2021" w:type="dxa"/>
+            <w:tcW w:w="2022" w:type="dxa"/>
             <w:tcBorders>
               <w:left w:val="single" w:sz="4" w:space="0" w:color="000000"/>
               <w:bottom w:val="single" w:sz="4" w:space="0" w:color="000000"/>
@@ -949,7 +903,7 @@
         </w:tc>
         <w:tc>
           <w:tcPr>
-            <w:tcW w:w="2021" w:type="dxa"/>
+            <w:tcW w:w="2022" w:type="dxa"/>
             <w:tcBorders>
               <w:left w:val="single" w:sz="4" w:space="0" w:color="000000"/>
               <w:bottom w:val="single" w:sz="4" w:space="0" w:color="000000"/>
@@ -1097,7 +1051,7 @@
         </w:tc>
         <w:tc>
           <w:tcPr>
-            <w:tcW w:w="2021" w:type="dxa"/>
+            <w:tcW w:w="2022" w:type="dxa"/>
             <w:tcBorders>
               <w:left w:val="single" w:sz="4" w:space="0" w:color="000000"/>
               <w:bottom w:val="single" w:sz="4" w:space="0" w:color="000000"/>
@@ -1436,21 +1390,7 @@
           <w:sz w:val="24"/>
           <w:szCs w:val="24"/>
         </w:rPr>
-        <w:t>After submission, each CSV/</w:t>
-      </w:r>
-      <w:r>
-        <w:rPr>
-          <w:sz w:val="24"/>
-          <w:szCs w:val="24"/>
-        </w:rPr>
-        <w:t>Excel</w:t>
-      </w:r>
-      <w:r>
-        <w:rPr>
-          <w:sz w:val="24"/>
-          <w:szCs w:val="24"/>
-        </w:rPr>
-        <w:t xml:space="preserve"> file is compared with the official answer key hardcoded in the grading script. Submission rows do not need to be in answer-key order. The grader first matches predicted intervals to official answer-key intervals using interval IoU, then evaluates each matched pair in this order:</w:t>
+        <w:t>After submission, each CSV file is compared with the official answer key hardcoded in the grading script. Submission rows do not need to be in answer-key order. The grader first matches predicted intervals to official answer-key intervals using interval IoU, then evaluates each matched pair in this order:</w:t>
       </w:r>
     </w:p>
     <w:p>
@@ -1544,7 +1484,7 @@
           <w:sz w:val="24"/>
           <w:szCs w:val="24"/>
         </w:rPr>
-        <w:t>4. How many points the team earns from interval and category after unordered matching.</w:t>
+        <w:t>4. How many points the team earns from interval, category, and class matches after unordered matching.</w:t>
       </w:r>
     </w:p>
     <w:p>
@@ -1955,17 +1895,17 @@
         </w:tblCellMar>
       </w:tblPr>
       <w:tblGrid>
-        <w:gridCol w:w="1924"/>
-        <w:gridCol w:w="1931"/>
-        <w:gridCol w:w="1924"/>
-        <w:gridCol w:w="1931"/>
+        <w:gridCol w:w="1925"/>
+        <w:gridCol w:w="1930"/>
+        <w:gridCol w:w="1925"/>
+        <w:gridCol w:w="1930"/>
         <w:gridCol w:w="1928"/>
       </w:tblGrid>
       <w:tr>
         <w:trPr/>
         <w:tc>
           <w:tcPr>
-            <w:tcW w:w="1924" w:type="dxa"/>
+            <w:tcW w:w="1925" w:type="dxa"/>
             <w:tcBorders>
               <w:top w:val="single" w:sz="4" w:space="0" w:color="000000"/>
               <w:left w:val="single" w:sz="4" w:space="0" w:color="000000"/>
@@ -2053,7 +1993,7 @@
         </w:tc>
         <w:tc>
           <w:tcPr>
-            <w:tcW w:w="1931" w:type="dxa"/>
+            <w:tcW w:w="1930" w:type="dxa"/>
             <w:tcBorders>
               <w:top w:val="single" w:sz="4" w:space="0" w:color="000000"/>
               <w:left w:val="single" w:sz="4" w:space="0" w:color="000000"/>
@@ -2102,7 +2042,7 @@
         </w:tc>
         <w:tc>
           <w:tcPr>
-            <w:tcW w:w="1924" w:type="dxa"/>
+            <w:tcW w:w="1925" w:type="dxa"/>
             <w:tcBorders>
               <w:top w:val="single" w:sz="4" w:space="0" w:color="000000"/>
               <w:left w:val="single" w:sz="4" w:space="0" w:color="000000"/>
@@ -2190,7 +2130,7 @@
         </w:tc>
         <w:tc>
           <w:tcPr>
-            <w:tcW w:w="1931" w:type="dxa"/>
+            <w:tcW w:w="1930" w:type="dxa"/>
             <w:tcBorders>
               <w:top w:val="single" w:sz="4" w:space="0" w:color="000000"/>
               <w:left w:val="single" w:sz="4" w:space="0" w:color="000000"/>
@@ -2331,7 +2271,7 @@
         <w:trPr/>
         <w:tc>
           <w:tcPr>
-            <w:tcW w:w="1924" w:type="dxa"/>
+            <w:tcW w:w="1925" w:type="dxa"/>
             <w:tcBorders>
               <w:left w:val="single" w:sz="4" w:space="0" w:color="000000"/>
               <w:bottom w:val="single" w:sz="4" w:space="0" w:color="000000"/>
@@ -2379,7 +2319,7 @@
         </w:tc>
         <w:tc>
           <w:tcPr>
-            <w:tcW w:w="1931" w:type="dxa"/>
+            <w:tcW w:w="1930" w:type="dxa"/>
             <w:tcBorders>
               <w:left w:val="single" w:sz="4" w:space="0" w:color="000000"/>
               <w:bottom w:val="single" w:sz="4" w:space="0" w:color="000000"/>
@@ -2427,7 +2367,7 @@
         </w:tc>
         <w:tc>
           <w:tcPr>
-            <w:tcW w:w="1924" w:type="dxa"/>
+            <w:tcW w:w="1925" w:type="dxa"/>
             <w:tcBorders>
               <w:left w:val="single" w:sz="4" w:space="0" w:color="000000"/>
               <w:bottom w:val="single" w:sz="4" w:space="0" w:color="000000"/>
@@ -2475,7 +2415,7 @@
         </w:tc>
         <w:tc>
           <w:tcPr>
-            <w:tcW w:w="1931" w:type="dxa"/>
+            <w:tcW w:w="1930" w:type="dxa"/>
             <w:tcBorders>
               <w:left w:val="single" w:sz="4" w:space="0" w:color="000000"/>
               <w:bottom w:val="single" w:sz="4" w:space="0" w:color="000000"/>
@@ -2575,7 +2515,7 @@
         <w:trPr/>
         <w:tc>
           <w:tcPr>
-            <w:tcW w:w="1924" w:type="dxa"/>
+            <w:tcW w:w="1925" w:type="dxa"/>
             <w:tcBorders>
               <w:left w:val="single" w:sz="4" w:space="0" w:color="000000"/>
               <w:bottom w:val="single" w:sz="4" w:space="0" w:color="000000"/>
@@ -2623,7 +2563,7 @@
         </w:tc>
         <w:tc>
           <w:tcPr>
-            <w:tcW w:w="1931" w:type="dxa"/>
+            <w:tcW w:w="1930" w:type="dxa"/>
             <w:tcBorders>
               <w:left w:val="single" w:sz="4" w:space="0" w:color="000000"/>
               <w:bottom w:val="single" w:sz="4" w:space="0" w:color="000000"/>
@@ -2671,7 +2611,7 @@
         </w:tc>
         <w:tc>
           <w:tcPr>
-            <w:tcW w:w="1924" w:type="dxa"/>
+            <w:tcW w:w="1925" w:type="dxa"/>
             <w:tcBorders>
               <w:left w:val="single" w:sz="4" w:space="0" w:color="000000"/>
               <w:bottom w:val="single" w:sz="4" w:space="0" w:color="000000"/>
@@ -2719,7 +2659,7 @@
         </w:tc>
         <w:tc>
           <w:tcPr>
-            <w:tcW w:w="1931" w:type="dxa"/>
+            <w:tcW w:w="1930" w:type="dxa"/>
             <w:tcBorders>
               <w:left w:val="single" w:sz="4" w:space="0" w:color="000000"/>
               <w:bottom w:val="single" w:sz="4" w:space="0" w:color="000000"/>
@@ -2819,7 +2759,7 @@
         <w:trPr/>
         <w:tc>
           <w:tcPr>
-            <w:tcW w:w="1924" w:type="dxa"/>
+            <w:tcW w:w="1925" w:type="dxa"/>
             <w:tcBorders>
               <w:left w:val="single" w:sz="4" w:space="0" w:color="000000"/>
               <w:bottom w:val="single" w:sz="4" w:space="0" w:color="000000"/>
@@ -2867,7 +2807,7 @@
         </w:tc>
         <w:tc>
           <w:tcPr>
-            <w:tcW w:w="1931" w:type="dxa"/>
+            <w:tcW w:w="1930" w:type="dxa"/>
             <w:tcBorders>
               <w:left w:val="single" w:sz="4" w:space="0" w:color="000000"/>
               <w:bottom w:val="single" w:sz="4" w:space="0" w:color="000000"/>
@@ -2915,7 +2855,7 @@
         </w:tc>
         <w:tc>
           <w:tcPr>
-            <w:tcW w:w="1924" w:type="dxa"/>
+            <w:tcW w:w="1925" w:type="dxa"/>
             <w:tcBorders>
               <w:left w:val="single" w:sz="4" w:space="0" w:color="000000"/>
               <w:bottom w:val="single" w:sz="4" w:space="0" w:color="000000"/>
@@ -2963,7 +2903,7 @@
         </w:tc>
         <w:tc>
           <w:tcPr>
-            <w:tcW w:w="1931" w:type="dxa"/>
+            <w:tcW w:w="1930" w:type="dxa"/>
             <w:tcBorders>
               <w:left w:val="single" w:sz="4" w:space="0" w:color="000000"/>
               <w:bottom w:val="single" w:sz="4" w:space="0" w:color="000000"/>
@@ -3367,17 +3307,17 @@
         </w:tblCellMar>
       </w:tblPr>
       <w:tblGrid>
-        <w:gridCol w:w="1924"/>
-        <w:gridCol w:w="1931"/>
-        <w:gridCol w:w="1924"/>
-        <w:gridCol w:w="1931"/>
+        <w:gridCol w:w="1925"/>
+        <w:gridCol w:w="1930"/>
+        <w:gridCol w:w="1925"/>
+        <w:gridCol w:w="1930"/>
         <w:gridCol w:w="1928"/>
       </w:tblGrid>
       <w:tr>
         <w:trPr/>
         <w:tc>
           <w:tcPr>
-            <w:tcW w:w="1924" w:type="dxa"/>
+            <w:tcW w:w="1925" w:type="dxa"/>
             <w:tcBorders>
               <w:top w:val="single" w:sz="4" w:space="0" w:color="000000"/>
               <w:left w:val="single" w:sz="4" w:space="0" w:color="000000"/>
@@ -3465,7 +3405,7 @@
         </w:tc>
         <w:tc>
           <w:tcPr>
-            <w:tcW w:w="1931" w:type="dxa"/>
+            <w:tcW w:w="1930" w:type="dxa"/>
             <w:tcBorders>
               <w:top w:val="single" w:sz="4" w:space="0" w:color="000000"/>
               <w:left w:val="single" w:sz="4" w:space="0" w:color="000000"/>
@@ -3553,7 +3493,7 @@
         </w:tc>
         <w:tc>
           <w:tcPr>
-            <w:tcW w:w="1924" w:type="dxa"/>
+            <w:tcW w:w="1925" w:type="dxa"/>
             <w:tcBorders>
               <w:top w:val="single" w:sz="4" w:space="0" w:color="000000"/>
               <w:left w:val="single" w:sz="4" w:space="0" w:color="000000"/>
@@ -3602,7 +3542,7 @@
         </w:tc>
         <w:tc>
           <w:tcPr>
-            <w:tcW w:w="1931" w:type="dxa"/>
+            <w:tcW w:w="1930" w:type="dxa"/>
             <w:tcBorders>
               <w:top w:val="single" w:sz="4" w:space="0" w:color="000000"/>
               <w:left w:val="single" w:sz="4" w:space="0" w:color="000000"/>
@@ -3782,7 +3722,7 @@
         <w:trPr/>
         <w:tc>
           <w:tcPr>
-            <w:tcW w:w="1924" w:type="dxa"/>
+            <w:tcW w:w="1925" w:type="dxa"/>
             <w:tcBorders>
               <w:left w:val="single" w:sz="4" w:space="0" w:color="000000"/>
               <w:bottom w:val="single" w:sz="4" w:space="0" w:color="000000"/>
@@ -3830,7 +3770,7 @@
         </w:tc>
         <w:tc>
           <w:tcPr>
-            <w:tcW w:w="1931" w:type="dxa"/>
+            <w:tcW w:w="1930" w:type="dxa"/>
             <w:tcBorders>
               <w:left w:val="single" w:sz="4" w:space="0" w:color="000000"/>
               <w:bottom w:val="single" w:sz="4" w:space="0" w:color="000000"/>
@@ -3878,7 +3818,7 @@
         </w:tc>
         <w:tc>
           <w:tcPr>
-            <w:tcW w:w="1924" w:type="dxa"/>
+            <w:tcW w:w="1925" w:type="dxa"/>
             <w:tcBorders>
               <w:left w:val="single" w:sz="4" w:space="0" w:color="000000"/>
               <w:bottom w:val="single" w:sz="4" w:space="0" w:color="000000"/>
@@ -3926,7 +3866,7 @@
         </w:tc>
         <w:tc>
           <w:tcPr>
-            <w:tcW w:w="1931" w:type="dxa"/>
+            <w:tcW w:w="1930" w:type="dxa"/>
             <w:tcBorders>
               <w:left w:val="single" w:sz="4" w:space="0" w:color="000000"/>
               <w:bottom w:val="single" w:sz="4" w:space="0" w:color="000000"/>
@@ -4397,21 +4337,7 @@
           <w:sz w:val="24"/>
           <w:szCs w:val="24"/>
         </w:rPr>
-        <w:t>- the required CSV/</w:t>
-      </w:r>
-      <w:r>
-        <w:rPr>
-          <w:sz w:val="24"/>
-          <w:szCs w:val="24"/>
-        </w:rPr>
-        <w:t>Excel</w:t>
-      </w:r>
-      <w:r>
-        <w:rPr>
-          <w:sz w:val="24"/>
-          <w:szCs w:val="24"/>
-        </w:rPr>
-        <w:t xml:space="preserve"> file name format</w:t>
+        <w:t>- the required CSV file name format</w:t>
       </w:r>
     </w:p>
     <w:p>
